--- a/Database.docx
+++ b/Database.docx
@@ -48,16 +48,17 @@
       <w:tblPr>
         <w:tblStyle w:val="TableGrid"/>
         <w:tblW w:w="0" w:type="auto"/>
+        <w:tblInd w:w="-147" w:type="dxa"/>
         <w:tblLook w:val="04A0" w:firstRow="1" w:lastRow="0" w:firstColumn="1" w:lastColumn="0" w:noHBand="0" w:noVBand="1"/>
       </w:tblPr>
       <w:tblGrid>
-        <w:gridCol w:w="4531"/>
+        <w:gridCol w:w="4678"/>
         <w:gridCol w:w="4531"/>
       </w:tblGrid>
       <w:tr>
         <w:tc>
           <w:tcPr>
-            <w:tcW w:w="4531" w:type="dxa"/>
+            <w:tcW w:w="4678" w:type="dxa"/>
           </w:tcPr>
           <w:p>
             <w:pPr>
@@ -73,12 +74,21 @@
               </w:rPr>
               <w:t xml:space="preserve">+ </w:t>
             </w:r>
-            <w:r>
-              <w:rPr>
-                <w:sz w:val="32"/>
-                <w:szCs w:val="32"/>
-              </w:rPr>
-              <w:t>User()</w:t>
+            <w:proofErr w:type="gramStart"/>
+            <w:r>
+              <w:rPr>
+                <w:sz w:val="32"/>
+                <w:szCs w:val="32"/>
+              </w:rPr>
+              <w:t>User(</w:t>
+            </w:r>
+            <w:proofErr w:type="gramEnd"/>
+            <w:r>
+              <w:rPr>
+                <w:sz w:val="32"/>
+                <w:szCs w:val="32"/>
+              </w:rPr>
+              <w:t>)</w:t>
             </w:r>
           </w:p>
         </w:tc>
@@ -292,7 +302,7 @@
       <w:tr>
         <w:tc>
           <w:tcPr>
-            <w:tcW w:w="4531" w:type="dxa"/>
+            <w:tcW w:w="4678" w:type="dxa"/>
           </w:tcPr>
           <w:p>
             <w:pPr>
@@ -309,6 +319,7 @@
               <w:t xml:space="preserve">+ </w:t>
             </w:r>
             <w:proofErr w:type="spellStart"/>
+            <w:proofErr w:type="gramStart"/>
             <w:r>
               <w:rPr>
                 <w:sz w:val="32"/>
@@ -322,7 +333,15 @@
                 <w:sz w:val="32"/>
                 <w:szCs w:val="32"/>
               </w:rPr>
-              <w:t>()</w:t>
+              <w:t>(</w:t>
+            </w:r>
+            <w:proofErr w:type="gramEnd"/>
+            <w:r>
+              <w:rPr>
+                <w:sz w:val="32"/>
+                <w:szCs w:val="32"/>
+              </w:rPr>
+              <w:t>)</w:t>
             </w:r>
           </w:p>
         </w:tc>
@@ -423,7 +442,7 @@
       <w:tr>
         <w:tc>
           <w:tcPr>
-            <w:tcW w:w="4531" w:type="dxa"/>
+            <w:tcW w:w="4678" w:type="dxa"/>
           </w:tcPr>
           <w:p>
             <w:pPr>
@@ -439,12 +458,21 @@
               </w:rPr>
               <w:t xml:space="preserve">+ </w:t>
             </w:r>
-            <w:r>
-              <w:rPr>
-                <w:sz w:val="32"/>
-                <w:szCs w:val="32"/>
-              </w:rPr>
-              <w:t>Role()</w:t>
+            <w:proofErr w:type="gramStart"/>
+            <w:r>
+              <w:rPr>
+                <w:sz w:val="32"/>
+                <w:szCs w:val="32"/>
+              </w:rPr>
+              <w:t>Role(</w:t>
+            </w:r>
+            <w:proofErr w:type="gramEnd"/>
+            <w:r>
+              <w:rPr>
+                <w:sz w:val="32"/>
+                <w:szCs w:val="32"/>
+              </w:rPr>
+              <w:t>)</w:t>
             </w:r>
           </w:p>
         </w:tc>
@@ -501,7 +529,7 @@
       <w:tr>
         <w:tc>
           <w:tcPr>
-            <w:tcW w:w="4531" w:type="dxa"/>
+            <w:tcW w:w="4678" w:type="dxa"/>
           </w:tcPr>
           <w:p>
             <w:pPr>
@@ -519,6 +547,7 @@
               <w:t xml:space="preserve">+ </w:t>
             </w:r>
             <w:proofErr w:type="spellStart"/>
+            <w:proofErr w:type="gramStart"/>
             <w:r>
               <w:rPr>
                 <w:rFonts w:cs="Times New Roman"/>
@@ -542,7 +571,16 @@
                 <w:sz w:val="32"/>
                 <w:szCs w:val="32"/>
               </w:rPr>
-              <w:t>()</w:t>
+              <w:t>(</w:t>
+            </w:r>
+            <w:proofErr w:type="gramEnd"/>
+            <w:r>
+              <w:rPr>
+                <w:rFonts w:cs="Times New Roman"/>
+                <w:sz w:val="32"/>
+                <w:szCs w:val="32"/>
+              </w:rPr>
+              <w:t>)</w:t>
             </w:r>
           </w:p>
           <w:p>
@@ -827,7 +865,7 @@
       <w:tr>
         <w:tc>
           <w:tcPr>
-            <w:tcW w:w="4531" w:type="dxa"/>
+            <w:tcW w:w="4678" w:type="dxa"/>
           </w:tcPr>
           <w:p>
             <w:pPr>
@@ -842,7 +880,23 @@
                 <w:szCs w:val="32"/>
               </w:rPr>
               <w:lastRenderedPageBreak/>
-              <w:t>+CV()</w:t>
+              <w:t>+</w:t>
+            </w:r>
+            <w:proofErr w:type="gramStart"/>
+            <w:r>
+              <w:rPr>
+                <w:sz w:val="32"/>
+                <w:szCs w:val="32"/>
+              </w:rPr>
+              <w:t>CV(</w:t>
+            </w:r>
+            <w:proofErr w:type="gramEnd"/>
+            <w:r>
+              <w:rPr>
+                <w:sz w:val="32"/>
+                <w:szCs w:val="32"/>
+              </w:rPr>
+              <w:t>)</w:t>
             </w:r>
           </w:p>
         </w:tc>
@@ -992,7 +1046,7 @@
       <w:tr>
         <w:tc>
           <w:tcPr>
-            <w:tcW w:w="4531" w:type="dxa"/>
+            <w:tcW w:w="4678" w:type="dxa"/>
           </w:tcPr>
           <w:p>
             <w:pPr>
@@ -1009,6 +1063,7 @@
               <w:t>+</w:t>
             </w:r>
             <w:proofErr w:type="spellStart"/>
+            <w:proofErr w:type="gramStart"/>
             <w:r>
               <w:rPr>
                 <w:sz w:val="32"/>
@@ -1029,7 +1084,15 @@
                 <w:sz w:val="32"/>
                 <w:szCs w:val="32"/>
               </w:rPr>
-              <w:t>()</w:t>
+              <w:t>(</w:t>
+            </w:r>
+            <w:proofErr w:type="gramEnd"/>
+            <w:r>
+              <w:rPr>
+                <w:sz w:val="32"/>
+                <w:szCs w:val="32"/>
+              </w:rPr>
+              <w:t>)</w:t>
             </w:r>
           </w:p>
         </w:tc>
@@ -1082,7 +1145,7 @@
       <w:tr>
         <w:tc>
           <w:tcPr>
-            <w:tcW w:w="4531" w:type="dxa"/>
+            <w:tcW w:w="4678" w:type="dxa"/>
           </w:tcPr>
           <w:p>
             <w:pPr>
@@ -1099,6 +1162,7 @@
               <w:t>+</w:t>
             </w:r>
             <w:proofErr w:type="spellStart"/>
+            <w:proofErr w:type="gramStart"/>
             <w:r>
               <w:rPr>
                 <w:sz w:val="32"/>
@@ -1112,7 +1176,15 @@
                 <w:sz w:val="32"/>
                 <w:szCs w:val="32"/>
               </w:rPr>
-              <w:t>()</w:t>
+              <w:t>(</w:t>
+            </w:r>
+            <w:proofErr w:type="gramEnd"/>
+            <w:r>
+              <w:rPr>
+                <w:sz w:val="32"/>
+                <w:szCs w:val="32"/>
+              </w:rPr>
+              <w:t>)</w:t>
             </w:r>
           </w:p>
         </w:tc>
@@ -1297,7 +1369,7 @@
       <w:tr>
         <w:tc>
           <w:tcPr>
-            <w:tcW w:w="4531" w:type="dxa"/>
+            <w:tcW w:w="4678" w:type="dxa"/>
           </w:tcPr>
           <w:p>
             <w:pPr>
@@ -1314,6 +1386,7 @@
               <w:t xml:space="preserve">+ </w:t>
             </w:r>
             <w:proofErr w:type="spellStart"/>
+            <w:proofErr w:type="gramStart"/>
             <w:r>
               <w:rPr>
                 <w:sz w:val="32"/>
@@ -1327,7 +1400,15 @@
                 <w:sz w:val="32"/>
                 <w:szCs w:val="32"/>
               </w:rPr>
-              <w:t>()</w:t>
+              <w:t>(</w:t>
+            </w:r>
+            <w:proofErr w:type="gramEnd"/>
+            <w:r>
+              <w:rPr>
+                <w:sz w:val="32"/>
+                <w:szCs w:val="32"/>
+              </w:rPr>
+              <w:t>)</w:t>
             </w:r>
           </w:p>
         </w:tc>
@@ -1384,7 +1465,7 @@
       <w:tr>
         <w:tc>
           <w:tcPr>
-            <w:tcW w:w="4531" w:type="dxa"/>
+            <w:tcW w:w="4678" w:type="dxa"/>
           </w:tcPr>
           <w:p>
             <w:pPr>
@@ -1398,7 +1479,23 @@
                 <w:sz w:val="32"/>
                 <w:szCs w:val="32"/>
               </w:rPr>
-              <w:t>+ job()</w:t>
+              <w:t xml:space="preserve">+ </w:t>
+            </w:r>
+            <w:proofErr w:type="gramStart"/>
+            <w:r>
+              <w:rPr>
+                <w:sz w:val="32"/>
+                <w:szCs w:val="32"/>
+              </w:rPr>
+              <w:t>job(</w:t>
+            </w:r>
+            <w:proofErr w:type="gramEnd"/>
+            <w:r>
+              <w:rPr>
+                <w:sz w:val="32"/>
+                <w:szCs w:val="32"/>
+              </w:rPr>
+              <w:t>)</w:t>
             </w:r>
           </w:p>
         </w:tc>
@@ -1611,7 +1708,7 @@
       <w:tr>
         <w:tc>
           <w:tcPr>
-            <w:tcW w:w="4531" w:type="dxa"/>
+            <w:tcW w:w="4678" w:type="dxa"/>
           </w:tcPr>
           <w:p>
             <w:pPr>
@@ -1629,6 +1726,7 @@
               <w:t xml:space="preserve">+ </w:t>
             </w:r>
             <w:proofErr w:type="spellStart"/>
+            <w:proofErr w:type="gramStart"/>
             <w:r>
               <w:rPr>
                 <w:sz w:val="32"/>
@@ -1642,7 +1740,15 @@
                 <w:sz w:val="32"/>
                 <w:szCs w:val="32"/>
               </w:rPr>
-              <w:t>()</w:t>
+              <w:t>(</w:t>
+            </w:r>
+            <w:proofErr w:type="gramEnd"/>
+            <w:r>
+              <w:rPr>
+                <w:sz w:val="32"/>
+                <w:szCs w:val="32"/>
+              </w:rPr>
+              <w:t>)</w:t>
             </w:r>
           </w:p>
         </w:tc>
@@ -1719,7 +1825,7 @@
       <w:tr>
         <w:tc>
           <w:tcPr>
-            <w:tcW w:w="4531" w:type="dxa"/>
+            <w:tcW w:w="4678" w:type="dxa"/>
           </w:tcPr>
           <w:p>
             <w:pPr>
@@ -1740,7 +1846,23 @@
                 <w:sz w:val="32"/>
                 <w:szCs w:val="32"/>
               </w:rPr>
-              <w:t xml:space="preserve"> proposal()</w:t>
+              <w:t xml:space="preserve"> </w:t>
+            </w:r>
+            <w:proofErr w:type="gramStart"/>
+            <w:r>
+              <w:rPr>
+                <w:sz w:val="32"/>
+                <w:szCs w:val="32"/>
+              </w:rPr>
+              <w:t>proposal(</w:t>
+            </w:r>
+            <w:proofErr w:type="gramEnd"/>
+            <w:r>
+              <w:rPr>
+                <w:sz w:val="32"/>
+                <w:szCs w:val="32"/>
+              </w:rPr>
+              <w:t>)</w:t>
             </w:r>
           </w:p>
         </w:tc>
@@ -1912,7 +2034,7 @@
       <w:tr>
         <w:tc>
           <w:tcPr>
-            <w:tcW w:w="4531" w:type="dxa"/>
+            <w:tcW w:w="4678" w:type="dxa"/>
           </w:tcPr>
           <w:p>
             <w:pPr>
@@ -1926,7 +2048,23 @@
                 <w:sz w:val="32"/>
                 <w:szCs w:val="32"/>
               </w:rPr>
-              <w:t>+ Contract()</w:t>
+              <w:t xml:space="preserve">+ </w:t>
+            </w:r>
+            <w:proofErr w:type="gramStart"/>
+            <w:r>
+              <w:rPr>
+                <w:sz w:val="32"/>
+                <w:szCs w:val="32"/>
+              </w:rPr>
+              <w:t>Contract(</w:t>
+            </w:r>
+            <w:proofErr w:type="gramEnd"/>
+            <w:r>
+              <w:rPr>
+                <w:sz w:val="32"/>
+                <w:szCs w:val="32"/>
+              </w:rPr>
+              <w:t>)</w:t>
             </w:r>
           </w:p>
         </w:tc>
@@ -2054,12 +2192,21 @@
                 <w:szCs w:val="32"/>
               </w:rPr>
             </w:pPr>
-            <w:r>
-              <w:rPr>
-                <w:sz w:val="32"/>
-                <w:szCs w:val="32"/>
-              </w:rPr>
-              <w:t>timework(start end)</w:t>
+            <w:proofErr w:type="gramStart"/>
+            <w:r>
+              <w:rPr>
+                <w:sz w:val="32"/>
+                <w:szCs w:val="32"/>
+              </w:rPr>
+              <w:t>timework(</w:t>
+            </w:r>
+            <w:proofErr w:type="gramEnd"/>
+            <w:r>
+              <w:rPr>
+                <w:sz w:val="32"/>
+                <w:szCs w:val="32"/>
+              </w:rPr>
+              <w:t>start end)</w:t>
             </w:r>
           </w:p>
           <w:p>
@@ -2087,7 +2234,7 @@
       <w:tr>
         <w:tc>
           <w:tcPr>
-            <w:tcW w:w="4531" w:type="dxa"/>
+            <w:tcW w:w="4678" w:type="dxa"/>
           </w:tcPr>
           <w:p>
             <w:pPr>
@@ -2101,7 +2248,23 @@
                 <w:sz w:val="32"/>
                 <w:szCs w:val="32"/>
               </w:rPr>
-              <w:t>+ Payment()</w:t>
+              <w:t xml:space="preserve">+ </w:t>
+            </w:r>
+            <w:proofErr w:type="gramStart"/>
+            <w:r>
+              <w:rPr>
+                <w:sz w:val="32"/>
+                <w:szCs w:val="32"/>
+              </w:rPr>
+              <w:t>Payment(</w:t>
+            </w:r>
+            <w:proofErr w:type="gramEnd"/>
+            <w:r>
+              <w:rPr>
+                <w:sz w:val="32"/>
+                <w:szCs w:val="32"/>
+              </w:rPr>
+              <w:t>)</w:t>
             </w:r>
           </w:p>
         </w:tc>
@@ -2243,7 +2406,7 @@
       <w:tr>
         <w:tc>
           <w:tcPr>
-            <w:tcW w:w="4531" w:type="dxa"/>
+            <w:tcW w:w="4678" w:type="dxa"/>
           </w:tcPr>
           <w:p>
             <w:pPr>
@@ -2324,7 +2487,7 @@
       <w:tr>
         <w:tc>
           <w:tcPr>
-            <w:tcW w:w="4531" w:type="dxa"/>
+            <w:tcW w:w="4678" w:type="dxa"/>
           </w:tcPr>
           <w:p>
             <w:pPr>
@@ -2341,6 +2504,7 @@
               <w:t xml:space="preserve">+ </w:t>
             </w:r>
             <w:proofErr w:type="spellStart"/>
+            <w:proofErr w:type="gramStart"/>
             <w:r>
               <w:rPr>
                 <w:sz w:val="32"/>
@@ -2354,7 +2518,15 @@
                 <w:sz w:val="32"/>
                 <w:szCs w:val="32"/>
               </w:rPr>
-              <w:t>()</w:t>
+              <w:t>(</w:t>
+            </w:r>
+            <w:proofErr w:type="gramEnd"/>
+            <w:r>
+              <w:rPr>
+                <w:sz w:val="32"/>
+                <w:szCs w:val="32"/>
+              </w:rPr>
+              <w:t>)</w:t>
             </w:r>
           </w:p>
         </w:tc>
@@ -2473,7 +2645,7 @@
       <w:tr>
         <w:tc>
           <w:tcPr>
-            <w:tcW w:w="4531" w:type="dxa"/>
+            <w:tcW w:w="4678" w:type="dxa"/>
           </w:tcPr>
           <w:p>
             <w:pPr>
@@ -2490,6 +2662,7 @@
               <w:t xml:space="preserve">+ </w:t>
             </w:r>
             <w:proofErr w:type="spellStart"/>
+            <w:proofErr w:type="gramStart"/>
             <w:r>
               <w:rPr>
                 <w:sz w:val="32"/>
@@ -2503,7 +2676,15 @@
                 <w:sz w:val="32"/>
                 <w:szCs w:val="32"/>
               </w:rPr>
-              <w:t>()</w:t>
+              <w:t>(</w:t>
+            </w:r>
+            <w:proofErr w:type="gramEnd"/>
+            <w:r>
+              <w:rPr>
+                <w:sz w:val="32"/>
+                <w:szCs w:val="32"/>
+              </w:rPr>
+              <w:t>)</w:t>
             </w:r>
           </w:p>
         </w:tc>
@@ -2664,7 +2845,7 @@
       <w:tr>
         <w:tc>
           <w:tcPr>
-            <w:tcW w:w="4531" w:type="dxa"/>
+            <w:tcW w:w="4678" w:type="dxa"/>
           </w:tcPr>
           <w:p>
             <w:pPr>
@@ -2678,7 +2859,23 @@
                 <w:sz w:val="32"/>
                 <w:szCs w:val="32"/>
               </w:rPr>
-              <w:t>+ review()</w:t>
+              <w:t xml:space="preserve">+ </w:t>
+            </w:r>
+            <w:proofErr w:type="gramStart"/>
+            <w:r>
+              <w:rPr>
+                <w:sz w:val="32"/>
+                <w:szCs w:val="32"/>
+              </w:rPr>
+              <w:t>review(</w:t>
+            </w:r>
+            <w:proofErr w:type="gramEnd"/>
+            <w:r>
+              <w:rPr>
+                <w:sz w:val="32"/>
+                <w:szCs w:val="32"/>
+              </w:rPr>
+              <w:t>)</w:t>
             </w:r>
           </w:p>
         </w:tc>
@@ -2819,7 +3016,7 @@
       <w:tr>
         <w:tc>
           <w:tcPr>
-            <w:tcW w:w="4531" w:type="dxa"/>
+            <w:tcW w:w="4678" w:type="dxa"/>
           </w:tcPr>
           <w:p>
             <w:pPr>
@@ -2833,7 +3030,23 @@
                 <w:sz w:val="32"/>
                 <w:szCs w:val="32"/>
               </w:rPr>
-              <w:t>+ conversation()</w:t>
+              <w:t xml:space="preserve">+ </w:t>
+            </w:r>
+            <w:proofErr w:type="gramStart"/>
+            <w:r>
+              <w:rPr>
+                <w:sz w:val="32"/>
+                <w:szCs w:val="32"/>
+              </w:rPr>
+              <w:t>conversation(</w:t>
+            </w:r>
+            <w:proofErr w:type="gramEnd"/>
+            <w:r>
+              <w:rPr>
+                <w:sz w:val="32"/>
+                <w:szCs w:val="32"/>
+              </w:rPr>
+              <w:t>)</w:t>
             </w:r>
           </w:p>
         </w:tc>
@@ -2957,7 +3170,7 @@
       <w:tr>
         <w:tc>
           <w:tcPr>
-            <w:tcW w:w="4531" w:type="dxa"/>
+            <w:tcW w:w="4678" w:type="dxa"/>
           </w:tcPr>
           <w:p>
             <w:pPr>
@@ -2972,7 +3185,23 @@
                 <w:szCs w:val="32"/>
               </w:rPr>
               <w:lastRenderedPageBreak/>
-              <w:t>+ message()</w:t>
+              <w:t xml:space="preserve">+ </w:t>
+            </w:r>
+            <w:proofErr w:type="gramStart"/>
+            <w:r>
+              <w:rPr>
+                <w:sz w:val="32"/>
+                <w:szCs w:val="32"/>
+              </w:rPr>
+              <w:t>message(</w:t>
+            </w:r>
+            <w:proofErr w:type="gramEnd"/>
+            <w:r>
+              <w:rPr>
+                <w:sz w:val="32"/>
+                <w:szCs w:val="32"/>
+              </w:rPr>
+              <w:t>)</w:t>
             </w:r>
           </w:p>
         </w:tc>
